--- a/Laba1/Звіт.docx
+++ b/Laba1/Звіт.docx
@@ -2259,6 +2259,17 @@
           <w:lang w:val="uk-UA"/>
         </w:rPr>
       </w:r>
+      <w:r>
+        <w:rPr>
+          <w:rFonts w:ascii="Times New Roman" w:hAnsi="Times New Roman" w:cs="Times New Roman"/>
+          <w:b/>
+          <w:bCs/>
+          <w:sz w:val="32"/>
+          <w:szCs w:val="32"/>
+          <w:highlight w:val="none"/>
+          <w:lang w:val="uk-UA"/>
+        </w:rPr>
+      </w:r>
     </w:p>
     <w:p>
       <w:pPr>
@@ -2322,7 +2333,6 @@
         <w:jc w:val="center"/>
         <w:rPr/>
       </w:pPr>
-      <w:r/>
       <w:r>
         <mc:AlternateContent>
           <mc:Choice Requires="wpg">
@@ -2393,7 +2403,6 @@
         </mc:AlternateContent>
       </w:r>
       <w:r/>
-      <w:r/>
     </w:p>
     <w:p>
       <w:pPr>
@@ -2411,29 +2420,6 @@
           <w:lang w:val="uk-UA"/>
         </w:rPr>
         <w:t xml:space="preserve">Рисунок 1 — Блок-схема алгоритму програми 1 (без логічних операцій)</w:t>
-      </w:r>
-      <w:r/>
-      <w:r>
-        <w:rPr>
-          <w:rFonts w:ascii="Times New Roman" w:hAnsi="Times New Roman" w:cs="Times New Roman"/>
-          <w:b/>
-          <w:bCs/>
-          <w:sz w:val="28"/>
-          <w:szCs w:val="28"/>
-          <w:highlight w:val="none"/>
-          <w:lang w:val="uk-UA"/>
-        </w:rPr>
-      </w:r>
-      <w:r>
-        <w:rPr>
-          <w:rFonts w:ascii="Times New Roman" w:hAnsi="Times New Roman" w:cs="Times New Roman"/>
-          <w:b/>
-          <w:bCs/>
-          <w:sz w:val="28"/>
-          <w:szCs w:val="28"/>
-          <w:highlight w:val="none"/>
-          <w:lang w:val="uk-UA"/>
-        </w:rPr>
       </w:r>
       <w:r>
         <w:rPr>
@@ -2476,7 +2462,17 @@
         </w:rPr>
         <w:t xml:space="preserve">Програма 2 — з логічними операціями</w:t>
       </w:r>
-      <w:r/>
+      <w:r>
+        <w:rPr>
+          <w:rFonts w:ascii="Times New Roman" w:hAnsi="Times New Roman" w:cs="Times New Roman"/>
+          <w:b/>
+          <w:bCs/>
+          <w:sz w:val="28"/>
+          <w:szCs w:val="28"/>
+          <w:highlight w:val="none"/>
+          <w:lang w:val="uk-UA"/>
+        </w:rPr>
+      </w:r>
     </w:p>
     <w:p>
       <w:pPr>
@@ -2606,7 +2602,6 @@
         </w:rPr>
         <w:t xml:space="preserve">Рисунок 2 — Блок-схема алгоритму програми 2 (з логічними операціями)</w:t>
       </w:r>
-      <w:r/>
       <w:r>
         <w:rPr>
           <w:rFonts w:ascii="Times New Roman" w:hAnsi="Times New Roman" w:cs="Times New Roman"/>
@@ -2618,18 +2613,6 @@
           <w:lang w:val="uk-UA"/>
         </w:rPr>
       </w:r>
-      <w:r>
-        <w:rPr>
-          <w:rFonts w:ascii="Times New Roman" w:hAnsi="Times New Roman" w:cs="Times New Roman"/>
-          <w:b/>
-          <w:bCs/>
-          <w:sz w:val="28"/>
-          <w:szCs w:val="28"/>
-          <w:highlight w:val="none"/>
-          <w:lang w:val="uk-UA"/>
-        </w:rPr>
-      </w:r>
-      <w:r/>
       <w:r/>
     </w:p>
     <w:p>
@@ -2897,6 +2880,7 @@
           <w:rFonts w:ascii="Times New Roman" w:hAnsi="Times New Roman" w:cs="Times New Roman"/>
           <w:sz w:val="12"/>
           <w:szCs w:val="12"/>
+          <w:highlight w:val="none"/>
           <w:lang w:val="uk-UA"/>
         </w:rPr>
       </w:r>
@@ -3104,7 +3088,12 @@
         <w:spacing/>
         <w:ind w:firstLine="709"/>
         <w:jc w:val="both"/>
-        <w:rPr/>
+        <w:rPr>
+          <w:rFonts w:ascii="Times New Roman" w:hAnsi="Times New Roman" w:cs="Times New Roman"/>
+          <w:sz w:val="28"/>
+          <w:szCs w:val="28"/>
+          <w:lang w:val="uk-UA"/>
+        </w:rPr>
       </w:pPr>
       <w:r>
         <w:rPr>
@@ -3128,14 +3117,20 @@
     </w:p>
     <w:p>
       <w:pPr>
-        <w:keepNext w:val="true"/>
-        <w:pageBreakBefore w:val="true"/>
-        <w:pBdr/>
-        <w:spacing/>
-        <w:ind/>
+        <w:pBdr/>
+        <w:spacing/>
+        <w:ind w:firstLine="709"/>
         <w:jc w:val="center"/>
         <w:rPr/>
       </w:pPr>
+      <w:r>
+        <w:rPr>
+          <w:rFonts w:ascii="Times New Roman" w:hAnsi="Times New Roman" w:cs="Times New Roman"/>
+          <w:sz w:val="28"/>
+          <w:szCs w:val="28"/>
+          <w:lang w:val="uk-UA"/>
+        </w:rPr>
+      </w:r>
       <w:r>
         <w:rPr>
           <w:rFonts w:ascii="Times New Roman" w:hAnsi="Times New Roman" w:cs="Times New Roman"/>
@@ -3148,6 +3143,7 @@
         <w:t xml:space="preserve">Лістинг програми</w:t>
       </w:r>
       <w:r/>
+      <w:r/>
     </w:p>
     <w:p>
       <w:pPr>
@@ -3165,6 +3161,711 @@
           <w:lang w:val="uk-UA"/>
         </w:rPr>
         <w:t xml:space="preserve">#include &lt;iostream&gt;</w:t>
+      </w:r>
+      <w:r/>
+      <w:r>
+        <w:rPr>
+          <w:rFonts w:ascii="Courier New" w:hAnsi="Courier New" w:cs="Courier New"/>
+          <w:sz w:val="20"/>
+          <w:szCs w:val="20"/>
+          <w:lang w:val="uk-UA"/>
+        </w:rPr>
+      </w:r>
+      <w:r/>
+      <w:r/>
+    </w:p>
+    <w:p>
+      <w:pPr>
+        <w:pBdr/>
+        <w:spacing w:after="0" w:line="240" w:lineRule="auto"/>
+        <w:ind w:left="284"/>
+        <w:jc w:val="left"/>
+        <w:rPr/>
+      </w:pPr>
+      <w:r>
+        <w:rPr>
+          <w:rFonts w:ascii="Courier New" w:hAnsi="Courier New" w:cs="Courier New"/>
+          <w:sz w:val="20"/>
+          <w:szCs w:val="20"/>
+          <w:lang w:val="uk-UA"/>
+        </w:rPr>
+        <w:t xml:space="preserve">using namespace std;</w:t>
+      </w:r>
+      <w:r/>
+      <w:r>
+        <w:rPr>
+          <w:rFonts w:ascii="Courier New" w:hAnsi="Courier New" w:cs="Courier New"/>
+          <w:sz w:val="20"/>
+          <w:szCs w:val="20"/>
+          <w:lang w:val="uk-UA"/>
+        </w:rPr>
+      </w:r>
+      <w:r/>
+      <w:r/>
+    </w:p>
+    <w:p>
+      <w:pPr>
+        <w:pBdr/>
+        <w:spacing w:after="0" w:line="240" w:lineRule="auto"/>
+        <w:ind w:left="284"/>
+        <w:jc w:val="left"/>
+        <w:rPr/>
+      </w:pPr>
+      <w:r>
+        <w:rPr>
+          <w:rFonts w:ascii="Courier New" w:hAnsi="Courier New" w:cs="Courier New"/>
+          <w:sz w:val="20"/>
+          <w:szCs w:val="20"/>
+          <w:lang w:val="uk-UA"/>
+        </w:rPr>
+        <w:t xml:space="preserve">double func1(double x) { return x * x * x - 6; }</w:t>
+      </w:r>
+      <w:r/>
+    </w:p>
+    <w:p>
+      <w:pPr>
+        <w:pBdr/>
+        <w:spacing w:after="0" w:line="240" w:lineRule="auto"/>
+        <w:ind w:left="284"/>
+        <w:jc w:val="left"/>
+        <w:rPr/>
+      </w:pPr>
+      <w:r>
+        <w:rPr>
+          <w:rFonts w:ascii="Courier New" w:hAnsi="Courier New" w:cs="Courier New"/>
+          <w:sz w:val="20"/>
+          <w:szCs w:val="20"/>
+          <w:lang w:val="uk-UA"/>
+        </w:rPr>
+        <w:t xml:space="preserve">double func2(double x) { return 2 * x * x * x - 3 * x + 2; }</w:t>
+      </w:r>
+      <w:r/>
+      <w:r>
+        <w:rPr>
+          <w:rFonts w:ascii="Courier New" w:hAnsi="Courier New" w:cs="Courier New"/>
+          <w:sz w:val="20"/>
+          <w:szCs w:val="20"/>
+          <w:lang w:val="uk-UA"/>
+        </w:rPr>
+      </w:r>
+      <w:r/>
+      <w:r/>
+    </w:p>
+    <w:p>
+      <w:pPr>
+        <w:pBdr/>
+        <w:spacing w:after="0" w:line="240" w:lineRule="auto"/>
+        <w:ind w:left="284"/>
+        <w:jc w:val="left"/>
+        <w:rPr/>
+      </w:pPr>
+      <w:r>
+        <w:rPr>
+          <w:rFonts w:ascii="Courier New" w:hAnsi="Courier New" w:cs="Courier New"/>
+          <w:sz w:val="20"/>
+          <w:szCs w:val="20"/>
+          <w:lang w:val="uk-UA"/>
+        </w:rPr>
+        <w:t xml:space="preserve">// Програма 1</w:t>
+      </w:r>
+      <w:r/>
+    </w:p>
+    <w:p>
+      <w:pPr>
+        <w:pBdr/>
+        <w:spacing w:after="0" w:line="240" w:lineRule="auto"/>
+        <w:ind w:left="284"/>
+        <w:jc w:val="left"/>
+        <w:rPr/>
+      </w:pPr>
+      <w:r>
+        <w:rPr>
+          <w:rFonts w:ascii="Courier New" w:hAnsi="Courier New" w:cs="Courier New"/>
+          <w:sz w:val="20"/>
+          <w:szCs w:val="20"/>
+          <w:lang w:val="uk-UA"/>
+        </w:rPr>
+        <w:t xml:space="preserve">void variant1(double x) {</w:t>
+      </w:r>
+      <w:r/>
+    </w:p>
+    <w:p>
+      <w:pPr>
+        <w:pBdr/>
+        <w:spacing w:after="0" w:line="240" w:lineRule="auto"/>
+        <w:ind w:left="284"/>
+        <w:jc w:val="left"/>
+        <w:rPr/>
+      </w:pPr>
+      <w:r>
+        <w:rPr>
+          <w:rFonts w:ascii="Courier New" w:hAnsi="Courier New" w:cs="Courier New"/>
+          <w:sz w:val="20"/>
+          <w:szCs w:val="20"/>
+          <w:lang w:val="uk-UA"/>
+        </w:rPr>
+        <w:t xml:space="preserve">  if (x &gt; -10) {</w:t>
+      </w:r>
+      <w:r/>
+    </w:p>
+    <w:p>
+      <w:pPr>
+        <w:pBdr/>
+        <w:spacing w:after="0" w:line="240" w:lineRule="auto"/>
+        <w:ind w:left="284"/>
+        <w:jc w:val="left"/>
+        <w:rPr/>
+      </w:pPr>
+      <w:r>
+        <w:rPr>
+          <w:rFonts w:ascii="Courier New" w:hAnsi="Courier New" w:cs="Courier New"/>
+          <w:sz w:val="20"/>
+          <w:szCs w:val="20"/>
+          <w:lang w:val="uk-UA"/>
+        </w:rPr>
+        <w:t xml:space="preserve">    if (x &lt;= -5) {</w:t>
+      </w:r>
+      <w:r/>
+    </w:p>
+    <w:p>
+      <w:pPr>
+        <w:pBdr/>
+        <w:spacing w:after="0" w:line="240" w:lineRule="auto"/>
+        <w:ind w:left="284"/>
+        <w:jc w:val="left"/>
+        <w:rPr/>
+      </w:pPr>
+      <w:r>
+        <w:rPr>
+          <w:rFonts w:ascii="Courier New" w:hAnsi="Courier New" w:cs="Courier New"/>
+          <w:sz w:val="20"/>
+          <w:szCs w:val="20"/>
+          <w:lang w:val="uk-UA"/>
+        </w:rPr>
+        <w:t xml:space="preserve">      cout &lt;&lt; "Формула x3 - 6, y = " &lt;&lt; func1(x) &lt;&lt; "\n";</w:t>
+      </w:r>
+      <w:r/>
+    </w:p>
+    <w:p>
+      <w:pPr>
+        <w:pBdr/>
+        <w:spacing w:after="0" w:line="240" w:lineRule="auto"/>
+        <w:ind w:left="284"/>
+        <w:jc w:val="left"/>
+        <w:rPr/>
+      </w:pPr>
+      <w:r>
+        <w:rPr>
+          <w:rFonts w:ascii="Courier New" w:hAnsi="Courier New" w:cs="Courier New"/>
+          <w:sz w:val="20"/>
+          <w:szCs w:val="20"/>
+          <w:lang w:val="uk-UA"/>
+        </w:rPr>
+        <w:t xml:space="preserve">      return;</w:t>
+      </w:r>
+      <w:r/>
+    </w:p>
+    <w:p>
+      <w:pPr>
+        <w:pBdr/>
+        <w:spacing w:after="0" w:line="240" w:lineRule="auto"/>
+        <w:ind w:left="284"/>
+        <w:jc w:val="left"/>
+        <w:rPr/>
+      </w:pPr>
+      <w:r>
+        <w:rPr>
+          <w:rFonts w:ascii="Courier New" w:hAnsi="Courier New" w:cs="Courier New"/>
+          <w:sz w:val="20"/>
+          <w:szCs w:val="20"/>
+          <w:lang w:val="uk-UA"/>
+        </w:rPr>
+        <w:t xml:space="preserve">    }</w:t>
+      </w:r>
+      <w:r/>
+    </w:p>
+    <w:p>
+      <w:pPr>
+        <w:pBdr/>
+        <w:spacing w:after="0" w:line="240" w:lineRule="auto"/>
+        <w:ind w:left="284"/>
+        <w:jc w:val="left"/>
+        <w:rPr/>
+      </w:pPr>
+      <w:r>
+        <w:rPr>
+          <w:rFonts w:ascii="Courier New" w:hAnsi="Courier New" w:cs="Courier New"/>
+          <w:sz w:val="20"/>
+          <w:szCs w:val="20"/>
+          <w:lang w:val="uk-UA"/>
+        </w:rPr>
+        <w:t xml:space="preserve">    if (x &gt; 5) {</w:t>
+      </w:r>
+      <w:r/>
+    </w:p>
+    <w:p>
+      <w:pPr>
+        <w:pBdr/>
+        <w:spacing w:after="0" w:line="240" w:lineRule="auto"/>
+        <w:ind w:left="284"/>
+        <w:jc w:val="left"/>
+        <w:rPr/>
+      </w:pPr>
+      <w:r>
+        <w:rPr>
+          <w:rFonts w:ascii="Courier New" w:hAnsi="Courier New" w:cs="Courier New"/>
+          <w:sz w:val="20"/>
+          <w:szCs w:val="20"/>
+          <w:lang w:val="uk-UA"/>
+        </w:rPr>
+        <w:t xml:space="preserve">      if (x &lt;= 15) {</w:t>
+      </w:r>
+      <w:r/>
+    </w:p>
+    <w:p>
+      <w:pPr>
+        <w:pBdr/>
+        <w:spacing w:after="0" w:line="240" w:lineRule="auto"/>
+        <w:ind w:left="284"/>
+        <w:jc w:val="left"/>
+        <w:rPr/>
+      </w:pPr>
+      <w:r>
+        <w:rPr>
+          <w:rFonts w:ascii="Courier New" w:hAnsi="Courier New" w:cs="Courier New"/>
+          <w:sz w:val="20"/>
+          <w:szCs w:val="20"/>
+          <w:lang w:val="uk-UA"/>
+        </w:rPr>
+        <w:t xml:space="preserve">        cout &lt;&lt; "Формула x3 - 6, y = " &lt;&lt; func1(x) &lt;&lt; "\n";</w:t>
+      </w:r>
+      <w:r/>
+    </w:p>
+    <w:p>
+      <w:pPr>
+        <w:pBdr/>
+        <w:spacing w:after="0" w:line="240" w:lineRule="auto"/>
+        <w:ind w:left="284"/>
+        <w:jc w:val="left"/>
+        <w:rPr/>
+      </w:pPr>
+      <w:r>
+        <w:rPr>
+          <w:rFonts w:ascii="Courier New" w:hAnsi="Courier New" w:cs="Courier New"/>
+          <w:sz w:val="20"/>
+          <w:szCs w:val="20"/>
+          <w:lang w:val="uk-UA"/>
+        </w:rPr>
+        <w:t xml:space="preserve">        return;</w:t>
+      </w:r>
+      <w:r/>
+    </w:p>
+    <w:p>
+      <w:pPr>
+        <w:pBdr/>
+        <w:spacing w:after="0" w:line="240" w:lineRule="auto"/>
+        <w:ind w:left="284"/>
+        <w:jc w:val="left"/>
+        <w:rPr/>
+      </w:pPr>
+      <w:r>
+        <w:rPr>
+          <w:rFonts w:ascii="Courier New" w:hAnsi="Courier New" w:cs="Courier New"/>
+          <w:sz w:val="20"/>
+          <w:szCs w:val="20"/>
+          <w:lang w:val="uk-UA"/>
+        </w:rPr>
+        <w:t xml:space="preserve">      }</w:t>
+      </w:r>
+      <w:r/>
+    </w:p>
+    <w:p>
+      <w:pPr>
+        <w:pBdr/>
+        <w:spacing w:after="0" w:line="240" w:lineRule="auto"/>
+        <w:ind w:left="284"/>
+        <w:jc w:val="left"/>
+        <w:rPr/>
+      </w:pPr>
+      <w:r>
+        <w:rPr>
+          <w:rFonts w:ascii="Courier New" w:hAnsi="Courier New" w:cs="Courier New"/>
+          <w:sz w:val="20"/>
+          <w:szCs w:val="20"/>
+          <w:lang w:val="uk-UA"/>
+        </w:rPr>
+        <w:t xml:space="preserve">      if (x &gt;= 25) {</w:t>
+      </w:r>
+      <w:r/>
+    </w:p>
+    <w:p>
+      <w:pPr>
+        <w:pBdr/>
+        <w:spacing w:after="0" w:line="240" w:lineRule="auto"/>
+        <w:ind w:left="284"/>
+        <w:jc w:val="left"/>
+        <w:rPr/>
+      </w:pPr>
+      <w:r>
+        <w:rPr>
+          <w:rFonts w:ascii="Courier New" w:hAnsi="Courier New" w:cs="Courier New"/>
+          <w:sz w:val="20"/>
+          <w:szCs w:val="20"/>
+          <w:lang w:val="uk-UA"/>
+        </w:rPr>
+        <w:t xml:space="preserve">        cout &lt;&lt; "Формула 2x3 - 3x + 2, y = " &lt;&lt; func2(x) &lt;&lt; "\n";</w:t>
+      </w:r>
+      <w:r/>
+    </w:p>
+    <w:p>
+      <w:pPr>
+        <w:pBdr/>
+        <w:spacing w:after="0" w:line="240" w:lineRule="auto"/>
+        <w:ind w:left="284"/>
+        <w:jc w:val="left"/>
+        <w:rPr/>
+      </w:pPr>
+      <w:r>
+        <w:rPr>
+          <w:rFonts w:ascii="Courier New" w:hAnsi="Courier New" w:cs="Courier New"/>
+          <w:sz w:val="20"/>
+          <w:szCs w:val="20"/>
+          <w:lang w:val="uk-UA"/>
+        </w:rPr>
+        <w:t xml:space="preserve">        return;</w:t>
+      </w:r>
+      <w:r/>
+    </w:p>
+    <w:p>
+      <w:pPr>
+        <w:pBdr/>
+        <w:spacing w:after="0" w:line="240" w:lineRule="auto"/>
+        <w:ind w:left="284"/>
+        <w:jc w:val="left"/>
+        <w:rPr/>
+      </w:pPr>
+      <w:r>
+        <w:rPr>
+          <w:rFonts w:ascii="Courier New" w:hAnsi="Courier New" w:cs="Courier New"/>
+          <w:sz w:val="20"/>
+          <w:szCs w:val="20"/>
+          <w:lang w:val="uk-UA"/>
+        </w:rPr>
+        <w:t xml:space="preserve">      }</w:t>
+      </w:r>
+      <w:r/>
+    </w:p>
+    <w:p>
+      <w:pPr>
+        <w:pBdr/>
+        <w:spacing w:after="0" w:line="240" w:lineRule="auto"/>
+        <w:ind w:left="284"/>
+        <w:jc w:val="left"/>
+        <w:rPr/>
+      </w:pPr>
+      <w:r>
+        <w:rPr>
+          <w:rFonts w:ascii="Courier New" w:hAnsi="Courier New" w:cs="Courier New"/>
+          <w:sz w:val="20"/>
+          <w:szCs w:val="20"/>
+          <w:lang w:val="uk-UA"/>
+        </w:rPr>
+        <w:t xml:space="preserve">    }</w:t>
+      </w:r>
+      <w:r/>
+    </w:p>
+    <w:p>
+      <w:pPr>
+        <w:pBdr/>
+        <w:spacing w:after="0" w:line="240" w:lineRule="auto"/>
+        <w:ind w:left="284"/>
+        <w:jc w:val="left"/>
+        <w:rPr/>
+      </w:pPr>
+      <w:r>
+        <w:rPr>
+          <w:rFonts w:ascii="Courier New" w:hAnsi="Courier New" w:cs="Courier New"/>
+          <w:sz w:val="20"/>
+          <w:szCs w:val="20"/>
+          <w:lang w:val="uk-UA"/>
+        </w:rPr>
+        <w:t xml:space="preserve">  }</w:t>
+      </w:r>
+      <w:r/>
+    </w:p>
+    <w:p>
+      <w:pPr>
+        <w:pBdr/>
+        <w:spacing w:after="0" w:line="240" w:lineRule="auto"/>
+        <w:ind w:left="284"/>
+        <w:jc w:val="left"/>
+        <w:rPr/>
+      </w:pPr>
+      <w:r>
+        <w:rPr>
+          <w:rFonts w:ascii="Courier New" w:hAnsi="Courier New" w:cs="Courier New"/>
+          <w:sz w:val="20"/>
+          <w:szCs w:val="20"/>
+          <w:lang w:val="uk-UA"/>
+        </w:rPr>
+        <w:t xml:space="preserve">  cout &lt;&lt; "Для даного x, y не існує\n";</w:t>
+      </w:r>
+      <w:r/>
+    </w:p>
+    <w:p>
+      <w:pPr>
+        <w:pBdr/>
+        <w:spacing w:after="0" w:line="240" w:lineRule="auto"/>
+        <w:ind w:left="284"/>
+        <w:jc w:val="left"/>
+        <w:rPr/>
+      </w:pPr>
+      <w:r>
+        <w:rPr>
+          <w:rFonts w:ascii="Courier New" w:hAnsi="Courier New" w:cs="Courier New"/>
+          <w:sz w:val="20"/>
+          <w:szCs w:val="20"/>
+          <w:lang w:val="uk-UA"/>
+        </w:rPr>
+        <w:t xml:space="preserve">}</w:t>
+      </w:r>
+      <w:r/>
+      <w:r>
+        <w:rPr>
+          <w:rFonts w:ascii="Courier New" w:hAnsi="Courier New" w:cs="Courier New"/>
+          <w:sz w:val="20"/>
+          <w:szCs w:val="20"/>
+          <w:lang w:val="uk-UA"/>
+        </w:rPr>
+      </w:r>
+      <w:r/>
+      <w:r/>
+    </w:p>
+    <w:p>
+      <w:pPr>
+        <w:pBdr/>
+        <w:spacing w:after="0" w:line="240" w:lineRule="auto"/>
+        <w:ind w:left="284"/>
+        <w:jc w:val="left"/>
+        <w:rPr/>
+      </w:pPr>
+      <w:r>
+        <w:rPr>
+          <w:rFonts w:ascii="Courier New" w:hAnsi="Courier New" w:cs="Courier New"/>
+          <w:sz w:val="20"/>
+          <w:szCs w:val="20"/>
+          <w:lang w:val="uk-UA"/>
+        </w:rPr>
+        <w:t xml:space="preserve">// Програма 2</w:t>
+      </w:r>
+      <w:r/>
+    </w:p>
+    <w:p>
+      <w:pPr>
+        <w:pBdr/>
+        <w:spacing w:after="0" w:line="240" w:lineRule="auto"/>
+        <w:ind w:left="284"/>
+        <w:jc w:val="left"/>
+        <w:rPr/>
+      </w:pPr>
+      <w:r>
+        <w:rPr>
+          <w:rFonts w:ascii="Courier New" w:hAnsi="Courier New" w:cs="Courier New"/>
+          <w:sz w:val="20"/>
+          <w:szCs w:val="20"/>
+          <w:lang w:val="uk-UA"/>
+        </w:rPr>
+        <w:t xml:space="preserve">void variant2(double x) {</w:t>
+      </w:r>
+      <w:r/>
+    </w:p>
+    <w:p>
+      <w:pPr>
+        <w:pBdr/>
+        <w:spacing w:after="0" w:line="240" w:lineRule="auto"/>
+        <w:ind w:left="284"/>
+        <w:jc w:val="left"/>
+        <w:rPr/>
+      </w:pPr>
+      <w:r>
+        <w:rPr>
+          <w:rFonts w:ascii="Courier New" w:hAnsi="Courier New" w:cs="Courier New"/>
+          <w:sz w:val="20"/>
+          <w:szCs w:val="20"/>
+          <w:lang w:val="uk-UA"/>
+        </w:rPr>
+        <w:t xml:space="preserve">  if ((x &gt; -10 &amp;&amp; x &lt;= -5) || (x &gt; 5 &amp;&amp; x &lt;= 15)) {</w:t>
+      </w:r>
+      <w:r/>
+    </w:p>
+    <w:p>
+      <w:pPr>
+        <w:pBdr/>
+        <w:spacing w:after="0" w:line="240" w:lineRule="auto"/>
+        <w:ind w:left="284"/>
+        <w:jc w:val="left"/>
+        <w:rPr/>
+      </w:pPr>
+      <w:r>
+        <w:rPr>
+          <w:rFonts w:ascii="Courier New" w:hAnsi="Courier New" w:cs="Courier New"/>
+          <w:sz w:val="20"/>
+          <w:szCs w:val="20"/>
+          <w:lang w:val="uk-UA"/>
+        </w:rPr>
+        <w:t xml:space="preserve">    cout &lt;&lt; "Формула x3 - 6, y = " &lt;&lt; func1(x) &lt;&lt; "\n";</w:t>
+      </w:r>
+      <w:r/>
+    </w:p>
+    <w:p>
+      <w:pPr>
+        <w:pBdr/>
+        <w:spacing w:after="0" w:line="240" w:lineRule="auto"/>
+        <w:ind w:left="284"/>
+        <w:jc w:val="left"/>
+        <w:rPr/>
+      </w:pPr>
+      <w:r>
+        <w:rPr>
+          <w:rFonts w:ascii="Courier New" w:hAnsi="Courier New" w:cs="Courier New"/>
+          <w:sz w:val="20"/>
+          <w:szCs w:val="20"/>
+          <w:lang w:val="uk-UA"/>
+        </w:rPr>
+        <w:t xml:space="preserve">    return;</w:t>
+      </w:r>
+      <w:r/>
+    </w:p>
+    <w:p>
+      <w:pPr>
+        <w:pBdr/>
+        <w:spacing w:after="0" w:line="240" w:lineRule="auto"/>
+        <w:ind w:left="284"/>
+        <w:jc w:val="left"/>
+        <w:rPr/>
+      </w:pPr>
+      <w:r>
+        <w:rPr>
+          <w:rFonts w:ascii="Courier New" w:hAnsi="Courier New" w:cs="Courier New"/>
+          <w:sz w:val="20"/>
+          <w:szCs w:val="20"/>
+          <w:lang w:val="uk-UA"/>
+        </w:rPr>
+        <w:t xml:space="preserve">  }</w:t>
+      </w:r>
+      <w:r/>
+    </w:p>
+    <w:p>
+      <w:pPr>
+        <w:pBdr/>
+        <w:spacing w:after="0" w:line="240" w:lineRule="auto"/>
+        <w:ind w:left="284"/>
+        <w:jc w:val="left"/>
+        <w:rPr/>
+      </w:pPr>
+      <w:r>
+        <w:rPr>
+          <w:rFonts w:ascii="Courier New" w:hAnsi="Courier New" w:cs="Courier New"/>
+          <w:sz w:val="20"/>
+          <w:szCs w:val="20"/>
+          <w:lang w:val="uk-UA"/>
+        </w:rPr>
+        <w:t xml:space="preserve">  if (x &gt;= 25) {</w:t>
+      </w:r>
+      <w:r/>
+    </w:p>
+    <w:p>
+      <w:pPr>
+        <w:pBdr/>
+        <w:spacing w:after="0" w:line="240" w:lineRule="auto"/>
+        <w:ind w:left="284"/>
+        <w:jc w:val="left"/>
+        <w:rPr/>
+      </w:pPr>
+      <w:r>
+        <w:rPr>
+          <w:rFonts w:ascii="Courier New" w:hAnsi="Courier New" w:cs="Courier New"/>
+          <w:sz w:val="20"/>
+          <w:szCs w:val="20"/>
+          <w:lang w:val="uk-UA"/>
+        </w:rPr>
+        <w:t xml:space="preserve">    cout &lt;&lt; "Формула 2x3 - 3x + 2, y = " &lt;&lt; func2(x) &lt;&lt; "\n";</w:t>
+      </w:r>
+      <w:r/>
+    </w:p>
+    <w:p>
+      <w:pPr>
+        <w:pBdr/>
+        <w:spacing w:after="0" w:line="240" w:lineRule="auto"/>
+        <w:ind w:left="284"/>
+        <w:jc w:val="left"/>
+        <w:rPr/>
+      </w:pPr>
+      <w:r>
+        <w:rPr>
+          <w:rFonts w:ascii="Courier New" w:hAnsi="Courier New" w:cs="Courier New"/>
+          <w:sz w:val="20"/>
+          <w:szCs w:val="20"/>
+          <w:lang w:val="uk-UA"/>
+        </w:rPr>
+        <w:t xml:space="preserve">    return;</w:t>
+      </w:r>
+      <w:r/>
+    </w:p>
+    <w:p>
+      <w:pPr>
+        <w:pBdr/>
+        <w:spacing w:after="0" w:line="240" w:lineRule="auto"/>
+        <w:ind w:left="284"/>
+        <w:jc w:val="left"/>
+        <w:rPr/>
+      </w:pPr>
+      <w:r>
+        <w:rPr>
+          <w:rFonts w:ascii="Courier New" w:hAnsi="Courier New" w:cs="Courier New"/>
+          <w:sz w:val="20"/>
+          <w:szCs w:val="20"/>
+          <w:lang w:val="uk-UA"/>
+        </w:rPr>
+        <w:t xml:space="preserve">  }</w:t>
+      </w:r>
+      <w:r/>
+    </w:p>
+    <w:p>
+      <w:pPr>
+        <w:pBdr/>
+        <w:spacing w:after="0" w:line="240" w:lineRule="auto"/>
+        <w:ind w:left="284"/>
+        <w:jc w:val="left"/>
+        <w:rPr/>
+      </w:pPr>
+      <w:r>
+        <w:rPr>
+          <w:rFonts w:ascii="Courier New" w:hAnsi="Courier New" w:cs="Courier New"/>
+          <w:sz w:val="20"/>
+          <w:szCs w:val="20"/>
+          <w:lang w:val="uk-UA"/>
+        </w:rPr>
+        <w:t xml:space="preserve">  cout &lt;&lt; "Для даного x, y не існує\n";</w:t>
+      </w:r>
+      <w:r/>
+    </w:p>
+    <w:p>
+      <w:pPr>
+        <w:pBdr/>
+        <w:spacing w:after="0" w:line="240" w:lineRule="auto"/>
+        <w:ind w:left="284"/>
+        <w:jc w:val="left"/>
+        <w:rPr/>
+      </w:pPr>
+      <w:r>
+        <w:rPr>
+          <w:rFonts w:ascii="Courier New" w:hAnsi="Courier New" w:cs="Courier New"/>
+          <w:sz w:val="20"/>
+          <w:szCs w:val="20"/>
+          <w:lang w:val="uk-UA"/>
+        </w:rPr>
+        <w:t xml:space="preserve">}</w:t>
       </w:r>
       <w:r/>
     </w:p>
@@ -3202,747 +3903,6 @@
           <w:szCs w:val="20"/>
           <w:lang w:val="uk-UA"/>
         </w:rPr>
-        <w:t xml:space="preserve">using namespace std;</w:t>
-      </w:r>
-      <w:r/>
-    </w:p>
-    <w:p>
-      <w:pPr>
-        <w:pBdr/>
-        <w:spacing w:after="0" w:line="240" w:lineRule="auto"/>
-        <w:ind w:left="284"/>
-        <w:jc w:val="left"/>
-        <w:rPr/>
-      </w:pPr>
-      <w:r>
-        <w:rPr>
-          <w:rFonts w:ascii="Courier New" w:hAnsi="Courier New" w:cs="Courier New"/>
-          <w:sz w:val="20"/>
-          <w:szCs w:val="20"/>
-          <w:lang w:val="uk-UA"/>
-        </w:rPr>
-        <w:t xml:space="preserve"> </w:t>
-      </w:r>
-      <w:r/>
-    </w:p>
-    <w:p>
-      <w:pPr>
-        <w:pBdr/>
-        <w:spacing w:after="0" w:line="240" w:lineRule="auto"/>
-        <w:ind w:left="284"/>
-        <w:jc w:val="left"/>
-        <w:rPr/>
-      </w:pPr>
-      <w:r>
-        <w:rPr>
-          <w:rFonts w:ascii="Courier New" w:hAnsi="Courier New" w:cs="Courier New"/>
-          <w:sz w:val="20"/>
-          <w:szCs w:val="20"/>
-          <w:lang w:val="uk-UA"/>
-        </w:rPr>
-        <w:t xml:space="preserve">double func1(double x) { return x * x * x - 6; }</w:t>
-      </w:r>
-      <w:r/>
-    </w:p>
-    <w:p>
-      <w:pPr>
-        <w:pBdr/>
-        <w:spacing w:after="0" w:line="240" w:lineRule="auto"/>
-        <w:ind w:left="284"/>
-        <w:jc w:val="left"/>
-        <w:rPr/>
-      </w:pPr>
-      <w:r>
-        <w:rPr>
-          <w:rFonts w:ascii="Courier New" w:hAnsi="Courier New" w:cs="Courier New"/>
-          <w:sz w:val="20"/>
-          <w:szCs w:val="20"/>
-          <w:lang w:val="uk-UA"/>
-        </w:rPr>
-        <w:t xml:space="preserve">double func2(double x) { return 2 * x * x * x - 3 * x + 2; }</w:t>
-      </w:r>
-      <w:r/>
-    </w:p>
-    <w:p>
-      <w:pPr>
-        <w:pBdr/>
-        <w:spacing w:after="0" w:line="240" w:lineRule="auto"/>
-        <w:ind w:left="284"/>
-        <w:jc w:val="left"/>
-        <w:rPr/>
-      </w:pPr>
-      <w:r>
-        <w:rPr>
-          <w:rFonts w:ascii="Courier New" w:hAnsi="Courier New" w:cs="Courier New"/>
-          <w:sz w:val="20"/>
-          <w:szCs w:val="20"/>
-          <w:lang w:val="uk-UA"/>
-        </w:rPr>
-        <w:t xml:space="preserve"> </w:t>
-      </w:r>
-      <w:r/>
-    </w:p>
-    <w:p>
-      <w:pPr>
-        <w:pBdr/>
-        <w:spacing w:after="0" w:line="240" w:lineRule="auto"/>
-        <w:ind w:left="284"/>
-        <w:jc w:val="left"/>
-        <w:rPr/>
-      </w:pPr>
-      <w:r>
-        <w:rPr>
-          <w:rFonts w:ascii="Courier New" w:hAnsi="Courier New" w:cs="Courier New"/>
-          <w:sz w:val="20"/>
-          <w:szCs w:val="20"/>
-          <w:lang w:val="uk-UA"/>
-        </w:rPr>
-        <w:t xml:space="preserve">// Програма 1</w:t>
-      </w:r>
-      <w:r/>
-    </w:p>
-    <w:p>
-      <w:pPr>
-        <w:pBdr/>
-        <w:spacing w:after="0" w:line="240" w:lineRule="auto"/>
-        <w:ind w:left="284"/>
-        <w:jc w:val="left"/>
-        <w:rPr/>
-      </w:pPr>
-      <w:r>
-        <w:rPr>
-          <w:rFonts w:ascii="Courier New" w:hAnsi="Courier New" w:cs="Courier New"/>
-          <w:sz w:val="20"/>
-          <w:szCs w:val="20"/>
-          <w:lang w:val="uk-UA"/>
-        </w:rPr>
-        <w:t xml:space="preserve">void variant1(double x) {</w:t>
-      </w:r>
-      <w:r/>
-    </w:p>
-    <w:p>
-      <w:pPr>
-        <w:pBdr/>
-        <w:spacing w:after="0" w:line="240" w:lineRule="auto"/>
-        <w:ind w:left="284"/>
-        <w:jc w:val="left"/>
-        <w:rPr/>
-      </w:pPr>
-      <w:r>
-        <w:rPr>
-          <w:rFonts w:ascii="Courier New" w:hAnsi="Courier New" w:cs="Courier New"/>
-          <w:sz w:val="20"/>
-          <w:szCs w:val="20"/>
-          <w:lang w:val="uk-UA"/>
-        </w:rPr>
-        <w:t xml:space="preserve">  if (x &gt; -10) {</w:t>
-      </w:r>
-      <w:r/>
-    </w:p>
-    <w:p>
-      <w:pPr>
-        <w:pBdr/>
-        <w:spacing w:after="0" w:line="240" w:lineRule="auto"/>
-        <w:ind w:left="284"/>
-        <w:jc w:val="left"/>
-        <w:rPr/>
-      </w:pPr>
-      <w:r>
-        <w:rPr>
-          <w:rFonts w:ascii="Courier New" w:hAnsi="Courier New" w:cs="Courier New"/>
-          <w:sz w:val="20"/>
-          <w:szCs w:val="20"/>
-          <w:lang w:val="uk-UA"/>
-        </w:rPr>
-        <w:t xml:space="preserve">    if (x &lt;= -5) {</w:t>
-      </w:r>
-      <w:r/>
-    </w:p>
-    <w:p>
-      <w:pPr>
-        <w:pBdr/>
-        <w:spacing w:after="0" w:line="240" w:lineRule="auto"/>
-        <w:ind w:left="284"/>
-        <w:jc w:val="left"/>
-        <w:rPr/>
-      </w:pPr>
-      <w:r>
-        <w:rPr>
-          <w:rFonts w:ascii="Courier New" w:hAnsi="Courier New" w:cs="Courier New"/>
-          <w:sz w:val="20"/>
-          <w:szCs w:val="20"/>
-          <w:lang w:val="uk-UA"/>
-        </w:rPr>
-        <w:t xml:space="preserve">      cout &lt;&lt; "Формула x3 - 6, y = " &lt;&lt; func1(x) &lt;&lt; "\n";</w:t>
-      </w:r>
-      <w:r/>
-    </w:p>
-    <w:p>
-      <w:pPr>
-        <w:pBdr/>
-        <w:spacing w:after="0" w:line="240" w:lineRule="auto"/>
-        <w:ind w:left="284"/>
-        <w:jc w:val="left"/>
-        <w:rPr/>
-      </w:pPr>
-      <w:r>
-        <w:rPr>
-          <w:rFonts w:ascii="Courier New" w:hAnsi="Courier New" w:cs="Courier New"/>
-          <w:sz w:val="20"/>
-          <w:szCs w:val="20"/>
-          <w:lang w:val="uk-UA"/>
-        </w:rPr>
-        <w:t xml:space="preserve">      return;</w:t>
-      </w:r>
-      <w:r/>
-    </w:p>
-    <w:p>
-      <w:pPr>
-        <w:pBdr/>
-        <w:spacing w:after="0" w:line="240" w:lineRule="auto"/>
-        <w:ind w:left="284"/>
-        <w:jc w:val="left"/>
-        <w:rPr/>
-      </w:pPr>
-      <w:r>
-        <w:rPr>
-          <w:rFonts w:ascii="Courier New" w:hAnsi="Courier New" w:cs="Courier New"/>
-          <w:sz w:val="20"/>
-          <w:szCs w:val="20"/>
-          <w:lang w:val="uk-UA"/>
-        </w:rPr>
-        <w:t xml:space="preserve">    }</w:t>
-      </w:r>
-      <w:r/>
-    </w:p>
-    <w:p>
-      <w:pPr>
-        <w:pBdr/>
-        <w:spacing w:after="0" w:line="240" w:lineRule="auto"/>
-        <w:ind w:left="284"/>
-        <w:jc w:val="left"/>
-        <w:rPr/>
-      </w:pPr>
-      <w:r>
-        <w:rPr>
-          <w:rFonts w:ascii="Courier New" w:hAnsi="Courier New" w:cs="Courier New"/>
-          <w:sz w:val="20"/>
-          <w:szCs w:val="20"/>
-          <w:lang w:val="uk-UA"/>
-        </w:rPr>
-        <w:t xml:space="preserve">    if (x &gt; 5) {</w:t>
-      </w:r>
-      <w:r/>
-    </w:p>
-    <w:p>
-      <w:pPr>
-        <w:pBdr/>
-        <w:spacing w:after="0" w:line="240" w:lineRule="auto"/>
-        <w:ind w:left="284"/>
-        <w:jc w:val="left"/>
-        <w:rPr/>
-      </w:pPr>
-      <w:r>
-        <w:rPr>
-          <w:rFonts w:ascii="Courier New" w:hAnsi="Courier New" w:cs="Courier New"/>
-          <w:sz w:val="20"/>
-          <w:szCs w:val="20"/>
-          <w:lang w:val="uk-UA"/>
-        </w:rPr>
-        <w:t xml:space="preserve">      if (x &lt;= 15) {</w:t>
-      </w:r>
-      <w:r/>
-    </w:p>
-    <w:p>
-      <w:pPr>
-        <w:pBdr/>
-        <w:spacing w:after="0" w:line="240" w:lineRule="auto"/>
-        <w:ind w:left="284"/>
-        <w:jc w:val="left"/>
-        <w:rPr/>
-      </w:pPr>
-      <w:r>
-        <w:rPr>
-          <w:rFonts w:ascii="Courier New" w:hAnsi="Courier New" w:cs="Courier New"/>
-          <w:sz w:val="20"/>
-          <w:szCs w:val="20"/>
-          <w:lang w:val="uk-UA"/>
-        </w:rPr>
-        <w:t xml:space="preserve">        cout &lt;&lt; "Формула x3 - 6, y = " &lt;&lt; func1(x) &lt;&lt; "\n";</w:t>
-      </w:r>
-      <w:r/>
-    </w:p>
-    <w:p>
-      <w:pPr>
-        <w:pBdr/>
-        <w:spacing w:after="0" w:line="240" w:lineRule="auto"/>
-        <w:ind w:left="284"/>
-        <w:jc w:val="left"/>
-        <w:rPr/>
-      </w:pPr>
-      <w:r>
-        <w:rPr>
-          <w:rFonts w:ascii="Courier New" w:hAnsi="Courier New" w:cs="Courier New"/>
-          <w:sz w:val="20"/>
-          <w:szCs w:val="20"/>
-          <w:lang w:val="uk-UA"/>
-        </w:rPr>
-        <w:t xml:space="preserve">        return;</w:t>
-      </w:r>
-      <w:r/>
-    </w:p>
-    <w:p>
-      <w:pPr>
-        <w:pBdr/>
-        <w:spacing w:after="0" w:line="240" w:lineRule="auto"/>
-        <w:ind w:left="284"/>
-        <w:jc w:val="left"/>
-        <w:rPr/>
-      </w:pPr>
-      <w:r>
-        <w:rPr>
-          <w:rFonts w:ascii="Courier New" w:hAnsi="Courier New" w:cs="Courier New"/>
-          <w:sz w:val="20"/>
-          <w:szCs w:val="20"/>
-          <w:lang w:val="uk-UA"/>
-        </w:rPr>
-        <w:t xml:space="preserve">      }</w:t>
-      </w:r>
-      <w:r/>
-    </w:p>
-    <w:p>
-      <w:pPr>
-        <w:pBdr/>
-        <w:spacing w:after="0" w:line="240" w:lineRule="auto"/>
-        <w:ind w:left="284"/>
-        <w:jc w:val="left"/>
-        <w:rPr/>
-      </w:pPr>
-      <w:r>
-        <w:rPr>
-          <w:rFonts w:ascii="Courier New" w:hAnsi="Courier New" w:cs="Courier New"/>
-          <w:sz w:val="20"/>
-          <w:szCs w:val="20"/>
-          <w:lang w:val="uk-UA"/>
-        </w:rPr>
-        <w:t xml:space="preserve">      if (x &gt;= 25) {</w:t>
-      </w:r>
-      <w:r/>
-    </w:p>
-    <w:p>
-      <w:pPr>
-        <w:pBdr/>
-        <w:spacing w:after="0" w:line="240" w:lineRule="auto"/>
-        <w:ind w:left="284"/>
-        <w:jc w:val="left"/>
-        <w:rPr/>
-      </w:pPr>
-      <w:r>
-        <w:rPr>
-          <w:rFonts w:ascii="Courier New" w:hAnsi="Courier New" w:cs="Courier New"/>
-          <w:sz w:val="20"/>
-          <w:szCs w:val="20"/>
-          <w:lang w:val="uk-UA"/>
-        </w:rPr>
-        <w:t xml:space="preserve">        cout &lt;&lt; "Формула 2x3 - 3x + 2, y = " &lt;&lt; func2(x) &lt;&lt; "\n";</w:t>
-      </w:r>
-      <w:r/>
-    </w:p>
-    <w:p>
-      <w:pPr>
-        <w:pBdr/>
-        <w:spacing w:after="0" w:line="240" w:lineRule="auto"/>
-        <w:ind w:left="284"/>
-        <w:jc w:val="left"/>
-        <w:rPr/>
-      </w:pPr>
-      <w:r>
-        <w:rPr>
-          <w:rFonts w:ascii="Courier New" w:hAnsi="Courier New" w:cs="Courier New"/>
-          <w:sz w:val="20"/>
-          <w:szCs w:val="20"/>
-          <w:lang w:val="uk-UA"/>
-        </w:rPr>
-        <w:t xml:space="preserve">        return;</w:t>
-      </w:r>
-      <w:r/>
-    </w:p>
-    <w:p>
-      <w:pPr>
-        <w:pBdr/>
-        <w:spacing w:after="0" w:line="240" w:lineRule="auto"/>
-        <w:ind w:left="284"/>
-        <w:jc w:val="left"/>
-        <w:rPr/>
-      </w:pPr>
-      <w:r>
-        <w:rPr>
-          <w:rFonts w:ascii="Courier New" w:hAnsi="Courier New" w:cs="Courier New"/>
-          <w:sz w:val="20"/>
-          <w:szCs w:val="20"/>
-          <w:lang w:val="uk-UA"/>
-        </w:rPr>
-        <w:t xml:space="preserve">      }</w:t>
-      </w:r>
-      <w:r/>
-    </w:p>
-    <w:p>
-      <w:pPr>
-        <w:pBdr/>
-        <w:spacing w:after="0" w:line="240" w:lineRule="auto"/>
-        <w:ind w:left="284"/>
-        <w:jc w:val="left"/>
-        <w:rPr/>
-      </w:pPr>
-      <w:r>
-        <w:rPr>
-          <w:rFonts w:ascii="Courier New" w:hAnsi="Courier New" w:cs="Courier New"/>
-          <w:sz w:val="20"/>
-          <w:szCs w:val="20"/>
-          <w:lang w:val="uk-UA"/>
-        </w:rPr>
-        <w:t xml:space="preserve">    }</w:t>
-      </w:r>
-      <w:r/>
-    </w:p>
-    <w:p>
-      <w:pPr>
-        <w:pBdr/>
-        <w:spacing w:after="0" w:line="240" w:lineRule="auto"/>
-        <w:ind w:left="284"/>
-        <w:jc w:val="left"/>
-        <w:rPr/>
-      </w:pPr>
-      <w:r>
-        <w:rPr>
-          <w:rFonts w:ascii="Courier New" w:hAnsi="Courier New" w:cs="Courier New"/>
-          <w:sz w:val="20"/>
-          <w:szCs w:val="20"/>
-          <w:lang w:val="uk-UA"/>
-        </w:rPr>
-        <w:t xml:space="preserve">  }</w:t>
-      </w:r>
-      <w:r/>
-    </w:p>
-    <w:p>
-      <w:pPr>
-        <w:pBdr/>
-        <w:spacing w:after="0" w:line="240" w:lineRule="auto"/>
-        <w:ind w:left="284"/>
-        <w:jc w:val="left"/>
-        <w:rPr/>
-      </w:pPr>
-      <w:r>
-        <w:rPr>
-          <w:rFonts w:ascii="Courier New" w:hAnsi="Courier New" w:cs="Courier New"/>
-          <w:sz w:val="20"/>
-          <w:szCs w:val="20"/>
-          <w:lang w:val="uk-UA"/>
-        </w:rPr>
-        <w:t xml:space="preserve">  cout &lt;&lt; "Для даного x, y не існує\n";</w:t>
-      </w:r>
-      <w:r/>
-    </w:p>
-    <w:p>
-      <w:pPr>
-        <w:pBdr/>
-        <w:spacing w:after="0" w:line="240" w:lineRule="auto"/>
-        <w:ind w:left="284"/>
-        <w:jc w:val="left"/>
-        <w:rPr/>
-      </w:pPr>
-      <w:r>
-        <w:rPr>
-          <w:rFonts w:ascii="Courier New" w:hAnsi="Courier New" w:cs="Courier New"/>
-          <w:sz w:val="20"/>
-          <w:szCs w:val="20"/>
-          <w:lang w:val="uk-UA"/>
-        </w:rPr>
-        <w:t xml:space="preserve">}</w:t>
-      </w:r>
-      <w:r/>
-    </w:p>
-    <w:p>
-      <w:pPr>
-        <w:pBdr/>
-        <w:spacing w:after="0" w:line="240" w:lineRule="auto"/>
-        <w:ind w:left="284"/>
-        <w:jc w:val="left"/>
-        <w:rPr/>
-      </w:pPr>
-      <w:r>
-        <w:rPr>
-          <w:rFonts w:ascii="Courier New" w:hAnsi="Courier New" w:cs="Courier New"/>
-          <w:sz w:val="20"/>
-          <w:szCs w:val="20"/>
-          <w:lang w:val="uk-UA"/>
-        </w:rPr>
-        <w:t xml:space="preserve"> </w:t>
-      </w:r>
-      <w:r/>
-    </w:p>
-    <w:p>
-      <w:pPr>
-        <w:pBdr/>
-        <w:spacing w:after="0" w:line="240" w:lineRule="auto"/>
-        <w:ind w:left="284"/>
-        <w:jc w:val="left"/>
-        <w:rPr/>
-      </w:pPr>
-      <w:r>
-        <w:rPr>
-          <w:rFonts w:ascii="Courier New" w:hAnsi="Courier New" w:cs="Courier New"/>
-          <w:sz w:val="20"/>
-          <w:szCs w:val="20"/>
-          <w:lang w:val="uk-UA"/>
-        </w:rPr>
-        <w:t xml:space="preserve">// Програма 2</w:t>
-      </w:r>
-      <w:r/>
-    </w:p>
-    <w:p>
-      <w:pPr>
-        <w:pBdr/>
-        <w:spacing w:after="0" w:line="240" w:lineRule="auto"/>
-        <w:ind w:left="284"/>
-        <w:jc w:val="left"/>
-        <w:rPr/>
-      </w:pPr>
-      <w:r>
-        <w:rPr>
-          <w:rFonts w:ascii="Courier New" w:hAnsi="Courier New" w:cs="Courier New"/>
-          <w:sz w:val="20"/>
-          <w:szCs w:val="20"/>
-          <w:lang w:val="uk-UA"/>
-        </w:rPr>
-        <w:t xml:space="preserve">void variant2(double x) {</w:t>
-      </w:r>
-      <w:r/>
-    </w:p>
-    <w:p>
-      <w:pPr>
-        <w:pBdr/>
-        <w:spacing w:after="0" w:line="240" w:lineRule="auto"/>
-        <w:ind w:left="284"/>
-        <w:jc w:val="left"/>
-        <w:rPr/>
-      </w:pPr>
-      <w:r>
-        <w:rPr>
-          <w:rFonts w:ascii="Courier New" w:hAnsi="Courier New" w:cs="Courier New"/>
-          <w:sz w:val="20"/>
-          <w:szCs w:val="20"/>
-          <w:lang w:val="uk-UA"/>
-        </w:rPr>
-        <w:t xml:space="preserve">  if ((x &gt; -10 &amp;&amp; x &lt;= -5) || (x &gt; 5 &amp;&amp; x &lt;= 15)) {</w:t>
-      </w:r>
-      <w:r/>
-    </w:p>
-    <w:p>
-      <w:pPr>
-        <w:pBdr/>
-        <w:spacing w:after="0" w:line="240" w:lineRule="auto"/>
-        <w:ind w:left="284"/>
-        <w:jc w:val="left"/>
-        <w:rPr/>
-      </w:pPr>
-      <w:r>
-        <w:rPr>
-          <w:rFonts w:ascii="Courier New" w:hAnsi="Courier New" w:cs="Courier New"/>
-          <w:sz w:val="20"/>
-          <w:szCs w:val="20"/>
-          <w:lang w:val="uk-UA"/>
-        </w:rPr>
-        <w:t xml:space="preserve">    cout &lt;&lt; "Формула x3 - 6, y = " &lt;&lt; func1(x) &lt;&lt; "\n";</w:t>
-      </w:r>
-      <w:r/>
-    </w:p>
-    <w:p>
-      <w:pPr>
-        <w:pBdr/>
-        <w:spacing w:after="0" w:line="240" w:lineRule="auto"/>
-        <w:ind w:left="284"/>
-        <w:jc w:val="left"/>
-        <w:rPr/>
-      </w:pPr>
-      <w:r>
-        <w:rPr>
-          <w:rFonts w:ascii="Courier New" w:hAnsi="Courier New" w:cs="Courier New"/>
-          <w:sz w:val="20"/>
-          <w:szCs w:val="20"/>
-          <w:lang w:val="uk-UA"/>
-        </w:rPr>
-        <w:t xml:space="preserve">    return;</w:t>
-      </w:r>
-      <w:r/>
-    </w:p>
-    <w:p>
-      <w:pPr>
-        <w:pBdr/>
-        <w:spacing w:after="0" w:line="240" w:lineRule="auto"/>
-        <w:ind w:left="284"/>
-        <w:jc w:val="left"/>
-        <w:rPr/>
-      </w:pPr>
-      <w:r>
-        <w:rPr>
-          <w:rFonts w:ascii="Courier New" w:hAnsi="Courier New" w:cs="Courier New"/>
-          <w:sz w:val="20"/>
-          <w:szCs w:val="20"/>
-          <w:lang w:val="uk-UA"/>
-        </w:rPr>
-        <w:t xml:space="preserve">  }</w:t>
-      </w:r>
-      <w:r/>
-    </w:p>
-    <w:p>
-      <w:pPr>
-        <w:pBdr/>
-        <w:spacing w:after="0" w:line="240" w:lineRule="auto"/>
-        <w:ind w:left="284"/>
-        <w:jc w:val="left"/>
-        <w:rPr/>
-      </w:pPr>
-      <w:r>
-        <w:rPr>
-          <w:rFonts w:ascii="Courier New" w:hAnsi="Courier New" w:cs="Courier New"/>
-          <w:sz w:val="20"/>
-          <w:szCs w:val="20"/>
-          <w:lang w:val="uk-UA"/>
-        </w:rPr>
-        <w:t xml:space="preserve">  if (x &gt;= 25) {</w:t>
-      </w:r>
-      <w:r/>
-    </w:p>
-    <w:p>
-      <w:pPr>
-        <w:pBdr/>
-        <w:spacing w:after="0" w:line="240" w:lineRule="auto"/>
-        <w:ind w:left="284"/>
-        <w:jc w:val="left"/>
-        <w:rPr/>
-      </w:pPr>
-      <w:r>
-        <w:rPr>
-          <w:rFonts w:ascii="Courier New" w:hAnsi="Courier New" w:cs="Courier New"/>
-          <w:sz w:val="20"/>
-          <w:szCs w:val="20"/>
-          <w:lang w:val="uk-UA"/>
-        </w:rPr>
-        <w:t xml:space="preserve">    cout &lt;&lt; "Формула 2x3 - 3x + 2, y = " &lt;&lt; func2(x) &lt;&lt; "\n";</w:t>
-      </w:r>
-      <w:r/>
-    </w:p>
-    <w:p>
-      <w:pPr>
-        <w:pBdr/>
-        <w:spacing w:after="0" w:line="240" w:lineRule="auto"/>
-        <w:ind w:left="284"/>
-        <w:jc w:val="left"/>
-        <w:rPr/>
-      </w:pPr>
-      <w:r>
-        <w:rPr>
-          <w:rFonts w:ascii="Courier New" w:hAnsi="Courier New" w:cs="Courier New"/>
-          <w:sz w:val="20"/>
-          <w:szCs w:val="20"/>
-          <w:lang w:val="uk-UA"/>
-        </w:rPr>
-        <w:t xml:space="preserve">    return;</w:t>
-      </w:r>
-      <w:r/>
-    </w:p>
-    <w:p>
-      <w:pPr>
-        <w:pBdr/>
-        <w:spacing w:after="0" w:line="240" w:lineRule="auto"/>
-        <w:ind w:left="284"/>
-        <w:jc w:val="left"/>
-        <w:rPr/>
-      </w:pPr>
-      <w:r>
-        <w:rPr>
-          <w:rFonts w:ascii="Courier New" w:hAnsi="Courier New" w:cs="Courier New"/>
-          <w:sz w:val="20"/>
-          <w:szCs w:val="20"/>
-          <w:lang w:val="uk-UA"/>
-        </w:rPr>
-        <w:t xml:space="preserve">  }</w:t>
-      </w:r>
-      <w:r/>
-    </w:p>
-    <w:p>
-      <w:pPr>
-        <w:pBdr/>
-        <w:spacing w:after="0" w:line="240" w:lineRule="auto"/>
-        <w:ind w:left="284"/>
-        <w:jc w:val="left"/>
-        <w:rPr/>
-      </w:pPr>
-      <w:r>
-        <w:rPr>
-          <w:rFonts w:ascii="Courier New" w:hAnsi="Courier New" w:cs="Courier New"/>
-          <w:sz w:val="20"/>
-          <w:szCs w:val="20"/>
-          <w:lang w:val="uk-UA"/>
-        </w:rPr>
-        <w:t xml:space="preserve">  cout &lt;&lt; "Для даного x, y не існує\n";</w:t>
-      </w:r>
-      <w:r/>
-    </w:p>
-    <w:p>
-      <w:pPr>
-        <w:pBdr/>
-        <w:spacing w:after="0" w:line="240" w:lineRule="auto"/>
-        <w:ind w:left="284"/>
-        <w:jc w:val="left"/>
-        <w:rPr/>
-      </w:pPr>
-      <w:r>
-        <w:rPr>
-          <w:rFonts w:ascii="Courier New" w:hAnsi="Courier New" w:cs="Courier New"/>
-          <w:sz w:val="20"/>
-          <w:szCs w:val="20"/>
-          <w:lang w:val="uk-UA"/>
-        </w:rPr>
-        <w:t xml:space="preserve">}</w:t>
-      </w:r>
-      <w:r/>
-    </w:p>
-    <w:p>
-      <w:pPr>
-        <w:pBdr/>
-        <w:spacing w:after="0" w:line="240" w:lineRule="auto"/>
-        <w:ind w:left="284"/>
-        <w:jc w:val="left"/>
-        <w:rPr/>
-      </w:pPr>
-      <w:r>
-        <w:rPr>
-          <w:rFonts w:ascii="Courier New" w:hAnsi="Courier New" w:cs="Courier New"/>
-          <w:sz w:val="20"/>
-          <w:szCs w:val="20"/>
-          <w:lang w:val="uk-UA"/>
-        </w:rPr>
-        <w:t xml:space="preserve"> </w:t>
-      </w:r>
-      <w:r/>
-    </w:p>
-    <w:p>
-      <w:pPr>
-        <w:pBdr/>
-        <w:spacing w:after="0" w:line="240" w:lineRule="auto"/>
-        <w:ind w:left="284"/>
-        <w:jc w:val="left"/>
-        <w:rPr/>
-      </w:pPr>
-      <w:r>
-        <w:rPr>
-          <w:rFonts w:ascii="Courier New" w:hAnsi="Courier New" w:cs="Courier New"/>
-          <w:sz w:val="20"/>
-          <w:szCs w:val="20"/>
-          <w:lang w:val="uk-UA"/>
-        </w:rPr>
         <w:t xml:space="preserve">int main() {</w:t>
       </w:r>
       <w:r/>
@@ -3981,25 +3941,6 @@
           <w:szCs w:val="20"/>
           <w:lang w:val="uk-UA"/>
         </w:rPr>
-        <w:t xml:space="preserve"> </w:t>
-      </w:r>
-      <w:r/>
-    </w:p>
-    <w:p>
-      <w:pPr>
-        <w:pBdr/>
-        <w:spacing w:after="0" w:line="240" w:lineRule="auto"/>
-        <w:ind w:left="284"/>
-        <w:jc w:val="left"/>
-        <w:rPr/>
-      </w:pPr>
-      <w:r>
-        <w:rPr>
-          <w:rFonts w:ascii="Courier New" w:hAnsi="Courier New" w:cs="Courier New"/>
-          <w:sz w:val="20"/>
-          <w:szCs w:val="20"/>
-          <w:lang w:val="uk-UA"/>
-        </w:rPr>
         <w:t xml:space="preserve">  cout &lt;&lt; "y = x3 - 6, x E (-10,-5] U (5,15]\n";</w:t>
       </w:r>
       <w:r/>
@@ -4041,15 +3982,6 @@
         <w:t xml:space="preserve">  cout &lt;&lt; "y = 2x3 - 3x + 2, x E [25, +oo)\n";</w:t>
       </w:r>
       <w:r/>
-    </w:p>
-    <w:p>
-      <w:pPr>
-        <w:pBdr/>
-        <w:spacing w:after="0" w:line="240" w:lineRule="auto"/>
-        <w:ind w:left="284"/>
-        <w:jc w:val="left"/>
-        <w:rPr/>
-      </w:pPr>
       <w:r>
         <w:rPr>
           <w:rFonts w:ascii="Courier New" w:hAnsi="Courier New" w:cs="Courier New"/>
@@ -4057,8 +3989,8 @@
           <w:szCs w:val="20"/>
           <w:lang w:val="uk-UA"/>
         </w:rPr>
-        <w:t xml:space="preserve"> </w:t>
       </w:r>
+      <w:r/>
       <w:r/>
     </w:p>
     <w:p>
@@ -4098,15 +4030,6 @@
         <w:t xml:space="preserve">  cin &gt;&gt; x;</w:t>
       </w:r>
       <w:r/>
-    </w:p>
-    <w:p>
-      <w:pPr>
-        <w:pBdr/>
-        <w:spacing w:after="0" w:line="240" w:lineRule="auto"/>
-        <w:ind w:left="284"/>
-        <w:jc w:val="left"/>
-        <w:rPr/>
-      </w:pPr>
       <w:r>
         <w:rPr>
           <w:rFonts w:ascii="Courier New" w:hAnsi="Courier New" w:cs="Courier New"/>
@@ -4114,8 +4037,8 @@
           <w:szCs w:val="20"/>
           <w:lang w:val="uk-UA"/>
         </w:rPr>
-        <w:t xml:space="preserve"> </w:t>
       </w:r>
+      <w:r/>
       <w:r/>
     </w:p>
     <w:p>
@@ -4155,15 +4078,6 @@
         <w:t xml:space="preserve">  variant1(x);</w:t>
       </w:r>
       <w:r/>
-    </w:p>
-    <w:p>
-      <w:pPr>
-        <w:pBdr/>
-        <w:spacing w:after="0" w:line="240" w:lineRule="auto"/>
-        <w:ind w:left="284"/>
-        <w:jc w:val="left"/>
-        <w:rPr/>
-      </w:pPr>
       <w:r>
         <w:rPr>
           <w:rFonts w:ascii="Courier New" w:hAnsi="Courier New" w:cs="Courier New"/>
@@ -4171,8 +4085,8 @@
           <w:szCs w:val="20"/>
           <w:lang w:val="uk-UA"/>
         </w:rPr>
-        <w:t xml:space="preserve"> </w:t>
       </w:r>
+      <w:r/>
       <w:r/>
     </w:p>
     <w:p>
